--- a/SQL Questions-Beginner.docx
+++ b/SQL Questions-Beginner.docx
@@ -566,32 +566,22 @@
         <w:t xml:space="preserve">SELECT </w:t>
       </w:r>
       <w:proofErr w:type="spellStart"/>
-      <w:proofErr w:type="gramStart"/>
       <w:r>
         <w:t>c.</w:t>
       </w:r>
       <w:r>
-        <w:t>customer</w:t>
-      </w:r>
-      <w:proofErr w:type="gramEnd"/>
-      <w:r>
-        <w:t>_name</w:t>
+        <w:t>customer_name</w:t>
       </w:r>
       <w:proofErr w:type="spellEnd"/>
       <w:r>
         <w:t xml:space="preserve">, </w:t>
       </w:r>
       <w:proofErr w:type="spellStart"/>
-      <w:proofErr w:type="gramStart"/>
       <w:r>
         <w:t>o.</w:t>
       </w:r>
       <w:r>
-        <w:t>order</w:t>
-      </w:r>
-      <w:proofErr w:type="gramEnd"/>
-      <w:r>
-        <w:t>_date</w:t>
+        <w:t>order_date</w:t>
       </w:r>
       <w:proofErr w:type="spellEnd"/>
     </w:p>
@@ -603,6 +593,9 @@
         <w:t>FROM customer</w:t>
       </w:r>
       <w:r>
+        <w:t>s</w:t>
+      </w:r>
+      <w:r>
         <w:t xml:space="preserve"> c</w:t>
       </w:r>
     </w:p>
@@ -613,16 +606,14 @@
       <w:r>
         <w:t xml:space="preserve">INNER JOIN </w:t>
       </w:r>
-      <w:proofErr w:type="spellStart"/>
-      <w:r>
-        <w:t>Od</w:t>
-      </w:r>
-      <w:r>
-        <w:t>ers</w:t>
-      </w:r>
-      <w:proofErr w:type="spellEnd"/>
-      <w:r>
-        <w:t xml:space="preserve"> o</w:t>
+      <w:r>
+        <w:t>orders</w:t>
+      </w:r>
+      <w:r>
+        <w:t xml:space="preserve"> </w:t>
+      </w:r>
+      <w:r>
+        <w:t>o</w:t>
       </w:r>
     </w:p>
     <w:p>
@@ -633,29 +624,19 @@
         <w:t xml:space="preserve">ON </w:t>
       </w:r>
       <w:proofErr w:type="spellStart"/>
-      <w:proofErr w:type="gramStart"/>
-      <w:r>
-        <w:t>c.customer</w:t>
-      </w:r>
-      <w:proofErr w:type="gramEnd"/>
-      <w:r>
-        <w:t>_id</w:t>
+      <w:r>
+        <w:t>c.customer_id</w:t>
       </w:r>
       <w:proofErr w:type="spellEnd"/>
       <w:r>
         <w:t xml:space="preserve"> = </w:t>
       </w:r>
       <w:proofErr w:type="spellStart"/>
-      <w:proofErr w:type="gramStart"/>
       <w:r>
         <w:t>o</w:t>
       </w:r>
       <w:r>
-        <w:t>.customer</w:t>
-      </w:r>
-      <w:proofErr w:type="gramEnd"/>
-      <w:r>
-        <w:t>_id</w:t>
+        <w:t>.customer_id</w:t>
       </w:r>
       <w:proofErr w:type="spellEnd"/>
       <w:r>
@@ -758,39 +739,28 @@
         <w:t xml:space="preserve">SELECT </w:t>
       </w:r>
       <w:proofErr w:type="spellStart"/>
-      <w:proofErr w:type="gramStart"/>
       <w:r>
         <w:t>c.</w:t>
       </w:r>
       <w:r>
-        <w:t>customer</w:t>
-      </w:r>
-      <w:proofErr w:type="gramEnd"/>
-      <w:r>
-        <w:t>_name</w:t>
+        <w:t>customer_name</w:t>
       </w:r>
       <w:proofErr w:type="spellEnd"/>
       <w:r>
         <w:t xml:space="preserve">, </w:t>
       </w:r>
       <w:proofErr w:type="spellStart"/>
-      <w:proofErr w:type="gramStart"/>
       <w:r>
         <w:t>p.</w:t>
       </w:r>
       <w:r>
-        <w:t>product</w:t>
-      </w:r>
-      <w:proofErr w:type="gramEnd"/>
-      <w:r>
-        <w:t>_name</w:t>
+        <w:t>product_name</w:t>
       </w:r>
       <w:proofErr w:type="spellEnd"/>
       <w:r>
         <w:t xml:space="preserve">, </w:t>
       </w:r>
       <w:proofErr w:type="spellStart"/>
-      <w:proofErr w:type="gramStart"/>
       <w:r>
         <w:t>o.</w:t>
       </w:r>
@@ -798,7 +768,6 @@
         <w:t>quantity</w:t>
       </w:r>
       <w:proofErr w:type="spellEnd"/>
-      <w:proofErr w:type="gramEnd"/>
     </w:p>
     <w:p>
       <w:pPr>
@@ -808,6 +777,9 @@
         <w:t>FROM customer</w:t>
       </w:r>
       <w:r>
+        <w:t>s</w:t>
+      </w:r>
+      <w:r>
         <w:t xml:space="preserve"> c</w:t>
       </w:r>
     </w:p>
@@ -818,11 +790,9 @@
       <w:r>
         <w:t xml:space="preserve">INNER JOIN </w:t>
       </w:r>
-      <w:proofErr w:type="spellStart"/>
-      <w:r>
-        <w:t>Odr</w:t>
-      </w:r>
-      <w:proofErr w:type="spellEnd"/>
+      <w:r>
+        <w:t>orders</w:t>
+      </w:r>
       <w:r>
         <w:t xml:space="preserve"> o</w:t>
       </w:r>
@@ -835,29 +805,19 @@
         <w:t xml:space="preserve">ON </w:t>
       </w:r>
       <w:proofErr w:type="spellStart"/>
-      <w:proofErr w:type="gramStart"/>
-      <w:r>
-        <w:t>c.customer</w:t>
-      </w:r>
-      <w:proofErr w:type="gramEnd"/>
-      <w:r>
-        <w:t>_id</w:t>
+      <w:r>
+        <w:t>c.customer_id</w:t>
       </w:r>
       <w:proofErr w:type="spellEnd"/>
       <w:r>
         <w:t xml:space="preserve"> = </w:t>
       </w:r>
       <w:proofErr w:type="spellStart"/>
-      <w:proofErr w:type="gramStart"/>
       <w:r>
         <w:t>o</w:t>
       </w:r>
       <w:r>
-        <w:t>.customer</w:t>
-      </w:r>
-      <w:proofErr w:type="gramEnd"/>
-      <w:r>
-        <w:t>_id</w:t>
+        <w:t>.customer_id</w:t>
       </w:r>
       <w:proofErr w:type="spellEnd"/>
     </w:p>
@@ -869,6 +829,9 @@
         <w:t>INNER JOIN product</w:t>
       </w:r>
       <w:r>
+        <w:t>s</w:t>
+      </w:r>
+      <w:r>
         <w:t xml:space="preserve"> p</w:t>
       </w:r>
     </w:p>
@@ -880,23 +843,17 @@
         <w:t xml:space="preserve">ON </w:t>
       </w:r>
       <w:proofErr w:type="spellStart"/>
-      <w:proofErr w:type="gramStart"/>
       <w:r>
         <w:t>o.</w:t>
       </w:r>
       <w:r>
-        <w:t>product</w:t>
-      </w:r>
-      <w:proofErr w:type="gramEnd"/>
-      <w:r>
-        <w:t>_id</w:t>
+        <w:t>product_id</w:t>
       </w:r>
       <w:proofErr w:type="spellEnd"/>
       <w:r>
         <w:t xml:space="preserve"> = </w:t>
       </w:r>
       <w:proofErr w:type="spellStart"/>
-      <w:proofErr w:type="gramStart"/>
       <w:r>
         <w:t>p</w:t>
       </w:r>
@@ -904,11 +861,7 @@
         <w:t>.</w:t>
       </w:r>
       <w:r>
-        <w:t>product</w:t>
-      </w:r>
-      <w:proofErr w:type="gramEnd"/>
-      <w:r>
-        <w:t>_id</w:t>
+        <w:t>product_id</w:t>
       </w:r>
       <w:proofErr w:type="spellEnd"/>
     </w:p>
@@ -920,16 +873,11 @@
         <w:t xml:space="preserve">Order by </w:t>
       </w:r>
       <w:proofErr w:type="spellStart"/>
-      <w:proofErr w:type="gramStart"/>
       <w:r>
         <w:t>c.</w:t>
       </w:r>
       <w:r>
-        <w:t>customer</w:t>
-      </w:r>
-      <w:proofErr w:type="gramEnd"/>
-      <w:r>
-        <w:t>_name</w:t>
+        <w:t>customer_name</w:t>
       </w:r>
       <w:proofErr w:type="spellEnd"/>
       <w:r>
@@ -1028,21 +976,7 @@
         <w:rPr>
           <w:lang w:val="en-GB"/>
         </w:rPr>
-        <w:t xml:space="preserve">Display all customers who purchased a </w:t>
-      </w:r>
-      <w:proofErr w:type="gramStart"/>
-      <w:r>
-        <w:rPr>
-          <w:lang w:val="en-GB"/>
-        </w:rPr>
-        <w:t>Laptop</w:t>
-      </w:r>
-      <w:proofErr w:type="gramEnd"/>
-      <w:r>
-        <w:rPr>
-          <w:lang w:val="en-GB"/>
-        </w:rPr>
-        <w:t>.</w:t>
+        <w:t>Display all customers who purchased a Laptop.</w:t>
       </w:r>
     </w:p>
     <w:p>
@@ -1053,30 +987,23 @@
         <w:t xml:space="preserve">SELECT </w:t>
       </w:r>
       <w:proofErr w:type="spellStart"/>
-      <w:proofErr w:type="gramStart"/>
-      <w:r>
-        <w:t>c.customer</w:t>
-      </w:r>
-      <w:proofErr w:type="gramEnd"/>
-      <w:r>
-        <w:t>_</w:t>
-      </w:r>
-      <w:proofErr w:type="gramStart"/>
-      <w:r>
-        <w:t>name,p</w:t>
-      </w:r>
-      <w:proofErr w:type="gramEnd"/>
-      <w:r>
-        <w:t>.product_name</w:t>
-      </w:r>
-      <w:proofErr w:type="spellEnd"/>
-    </w:p>
-    <w:p>
-      <w:pPr>
-        <w:spacing w:after="0"/>
-      </w:pPr>
-      <w:r>
-        <w:t>FROM customer c</w:t>
+      <w:r>
+        <w:t>c.customer_name,p.product_name</w:t>
+      </w:r>
+      <w:proofErr w:type="spellEnd"/>
+    </w:p>
+    <w:p>
+      <w:pPr>
+        <w:spacing w:after="0"/>
+      </w:pPr>
+      <w:r>
+        <w:t>FROM customer</w:t>
+      </w:r>
+      <w:r>
+        <w:t>s</w:t>
+      </w:r>
+      <w:r>
+        <w:t xml:space="preserve"> c</w:t>
       </w:r>
     </w:p>
     <w:p>
@@ -1086,11 +1013,9 @@
       <w:r>
         <w:t xml:space="preserve">INNER JOIN </w:t>
       </w:r>
-      <w:proofErr w:type="spellStart"/>
-      <w:r>
-        <w:t>Odr</w:t>
-      </w:r>
-      <w:proofErr w:type="spellEnd"/>
+      <w:r>
+        <w:t>orders</w:t>
+      </w:r>
       <w:r>
         <w:t xml:space="preserve"> o</w:t>
       </w:r>
@@ -1103,35 +1028,31 @@
         <w:t xml:space="preserve">ON </w:t>
       </w:r>
       <w:proofErr w:type="spellStart"/>
-      <w:proofErr w:type="gramStart"/>
-      <w:r>
-        <w:t>c.customer</w:t>
-      </w:r>
-      <w:proofErr w:type="gramEnd"/>
-      <w:r>
-        <w:t>_id</w:t>
+      <w:r>
+        <w:t>c.customer_id</w:t>
       </w:r>
       <w:proofErr w:type="spellEnd"/>
       <w:r>
         <w:t xml:space="preserve"> = </w:t>
       </w:r>
       <w:proofErr w:type="spellStart"/>
-      <w:proofErr w:type="gramStart"/>
-      <w:r>
-        <w:t>o.customer</w:t>
-      </w:r>
-      <w:proofErr w:type="gramEnd"/>
-      <w:r>
-        <w:t>_id</w:t>
-      </w:r>
-      <w:proofErr w:type="spellEnd"/>
-    </w:p>
-    <w:p>
-      <w:pPr>
-        <w:spacing w:after="0"/>
-      </w:pPr>
-      <w:r>
-        <w:t>INNER JOIN product p</w:t>
+      <w:r>
+        <w:t>o.customer_id</w:t>
+      </w:r>
+      <w:proofErr w:type="spellEnd"/>
+    </w:p>
+    <w:p>
+      <w:pPr>
+        <w:spacing w:after="0"/>
+      </w:pPr>
+      <w:r>
+        <w:t>INNER JOIN product</w:t>
+      </w:r>
+      <w:r>
+        <w:t>s</w:t>
+      </w:r>
+      <w:r>
+        <w:t xml:space="preserve"> p</w:t>
       </w:r>
     </w:p>
     <w:p>
@@ -1142,26 +1063,16 @@
         <w:t xml:space="preserve">On </w:t>
       </w:r>
       <w:proofErr w:type="spellStart"/>
-      <w:proofErr w:type="gramStart"/>
-      <w:r>
-        <w:t>o.product</w:t>
-      </w:r>
-      <w:proofErr w:type="gramEnd"/>
-      <w:r>
-        <w:t>_id</w:t>
+      <w:r>
+        <w:t>o.product_id</w:t>
       </w:r>
       <w:proofErr w:type="spellEnd"/>
       <w:r>
         <w:t xml:space="preserve"> = </w:t>
       </w:r>
       <w:proofErr w:type="spellStart"/>
-      <w:proofErr w:type="gramStart"/>
-      <w:r>
-        <w:t>p.product</w:t>
-      </w:r>
-      <w:proofErr w:type="gramEnd"/>
-      <w:r>
-        <w:t>_id</w:t>
+      <w:r>
+        <w:t>p.product_id</w:t>
       </w:r>
       <w:proofErr w:type="spellEnd"/>
     </w:p>
@@ -1173,13 +1084,8 @@
         <w:t xml:space="preserve">WHERE </w:t>
       </w:r>
       <w:proofErr w:type="spellStart"/>
-      <w:proofErr w:type="gramStart"/>
-      <w:r>
-        <w:t>p.product</w:t>
-      </w:r>
-      <w:proofErr w:type="gramEnd"/>
-      <w:r>
-        <w:t>_name</w:t>
+      <w:r>
+        <w:t>p.product_name</w:t>
       </w:r>
       <w:proofErr w:type="spellEnd"/>
       <w:r>
@@ -1304,35 +1210,26 @@
         <w:t xml:space="preserve">SELECT </w:t>
       </w:r>
       <w:proofErr w:type="spellStart"/>
-      <w:proofErr w:type="gramStart"/>
-      <w:r>
-        <w:t>o.order</w:t>
-      </w:r>
-      <w:proofErr w:type="gramEnd"/>
-      <w:r>
-        <w:t>_id</w:t>
+      <w:r>
+        <w:t>o.order_id</w:t>
       </w:r>
       <w:proofErr w:type="spellEnd"/>
       <w:r>
         <w:t>, (</w:t>
       </w:r>
       <w:proofErr w:type="spellStart"/>
-      <w:proofErr w:type="gramStart"/>
       <w:r>
         <w:t>p.price</w:t>
       </w:r>
       <w:proofErr w:type="spellEnd"/>
-      <w:proofErr w:type="gramEnd"/>
       <w:r>
         <w:t xml:space="preserve">* </w:t>
       </w:r>
       <w:proofErr w:type="spellStart"/>
-      <w:proofErr w:type="gramStart"/>
       <w:r>
         <w:t>o.quantity</w:t>
       </w:r>
       <w:proofErr w:type="spellEnd"/>
-      <w:proofErr w:type="gramEnd"/>
       <w:r>
         <w:t xml:space="preserve">) AS </w:t>
       </w:r>
@@ -1352,11 +1249,9 @@
       <w:r>
         <w:t xml:space="preserve">FROM </w:t>
       </w:r>
-      <w:proofErr w:type="spellStart"/>
-      <w:r>
-        <w:t>Odr</w:t>
-      </w:r>
-      <w:proofErr w:type="spellEnd"/>
+      <w:r>
+        <w:t>orders</w:t>
+      </w:r>
       <w:r>
         <w:t xml:space="preserve"> o</w:t>
       </w:r>
@@ -1366,7 +1261,13 @@
         <w:spacing w:after="0"/>
       </w:pPr>
       <w:r>
-        <w:t>INNER JOIN product p</w:t>
+        <w:t>INNER JOIN product</w:t>
+      </w:r>
+      <w:r>
+        <w:t>s</w:t>
+      </w:r>
+      <w:r>
+        <w:t xml:space="preserve"> p</w:t>
       </w:r>
     </w:p>
     <w:p>
@@ -1377,26 +1278,16 @@
         <w:t xml:space="preserve">ON </w:t>
       </w:r>
       <w:proofErr w:type="spellStart"/>
-      <w:proofErr w:type="gramStart"/>
-      <w:r>
-        <w:t>o.product</w:t>
-      </w:r>
-      <w:proofErr w:type="gramEnd"/>
-      <w:r>
-        <w:t>_id</w:t>
+      <w:r>
+        <w:t>o.product_id</w:t>
       </w:r>
       <w:proofErr w:type="spellEnd"/>
       <w:r>
         <w:t xml:space="preserve"> = </w:t>
       </w:r>
       <w:proofErr w:type="spellStart"/>
-      <w:proofErr w:type="gramStart"/>
-      <w:r>
-        <w:t>p.product</w:t>
-      </w:r>
-      <w:proofErr w:type="gramEnd"/>
-      <w:r>
-        <w:t>_id</w:t>
+      <w:r>
+        <w:t>p.product_id</w:t>
       </w:r>
       <w:proofErr w:type="spellEnd"/>
       <w:r>
@@ -1518,25 +1409,18 @@
         <w:t xml:space="preserve">SELECT </w:t>
       </w:r>
       <w:proofErr w:type="spellStart"/>
-      <w:proofErr w:type="gramStart"/>
-      <w:r>
-        <w:t>p.product</w:t>
-      </w:r>
-      <w:proofErr w:type="gramEnd"/>
-      <w:r>
-        <w:t>_name</w:t>
+      <w:r>
+        <w:t>p.product_name</w:t>
       </w:r>
       <w:proofErr w:type="spellEnd"/>
       <w:r>
         <w:t>, SUM(</w:t>
       </w:r>
       <w:proofErr w:type="spellStart"/>
-      <w:proofErr w:type="gramStart"/>
       <w:r>
         <w:t>o.quantity</w:t>
       </w:r>
       <w:proofErr w:type="spellEnd"/>
-      <w:proofErr w:type="gramEnd"/>
       <w:r>
         <w:t>)</w:t>
       </w:r>
@@ -1546,7 +1430,13 @@
         <w:spacing w:after="0"/>
       </w:pPr>
       <w:r>
-        <w:t>FROM product p</w:t>
+        <w:t>FROM product</w:t>
+      </w:r>
+      <w:r>
+        <w:t>s</w:t>
+      </w:r>
+      <w:r>
+        <w:t xml:space="preserve"> p</w:t>
       </w:r>
     </w:p>
     <w:p>
@@ -1556,11 +1446,9 @@
       <w:r>
         <w:t xml:space="preserve">INNER JOIN </w:t>
       </w:r>
-      <w:proofErr w:type="spellStart"/>
-      <w:r>
-        <w:t>Odr</w:t>
-      </w:r>
-      <w:proofErr w:type="spellEnd"/>
+      <w:r>
+        <w:t>orders</w:t>
+      </w:r>
       <w:r>
         <w:t xml:space="preserve"> o</w:t>
       </w:r>
@@ -1573,26 +1461,16 @@
         <w:t xml:space="preserve">ON </w:t>
       </w:r>
       <w:proofErr w:type="spellStart"/>
-      <w:proofErr w:type="gramStart"/>
-      <w:r>
-        <w:t>p.product</w:t>
-      </w:r>
-      <w:proofErr w:type="gramEnd"/>
-      <w:r>
-        <w:t>_id</w:t>
+      <w:r>
+        <w:t>p.product_id</w:t>
       </w:r>
       <w:proofErr w:type="spellEnd"/>
       <w:r>
         <w:t xml:space="preserve"> = </w:t>
       </w:r>
       <w:proofErr w:type="spellStart"/>
-      <w:proofErr w:type="gramStart"/>
-      <w:r>
-        <w:t>o.product</w:t>
-      </w:r>
-      <w:proofErr w:type="gramEnd"/>
-      <w:r>
-        <w:t>_id</w:t>
+      <w:r>
+        <w:t>o.product_id</w:t>
       </w:r>
       <w:proofErr w:type="spellEnd"/>
     </w:p>
@@ -1610,13 +1488,8 @@
         <w:t xml:space="preserve">y </w:t>
       </w:r>
       <w:proofErr w:type="spellStart"/>
-      <w:proofErr w:type="gramStart"/>
-      <w:r>
-        <w:t>p.product</w:t>
-      </w:r>
-      <w:proofErr w:type="gramEnd"/>
-      <w:r>
-        <w:t>_name</w:t>
+      <w:r>
+        <w:t>p.product_name</w:t>
       </w:r>
       <w:proofErr w:type="spellEnd"/>
       <w:r>
@@ -1719,32 +1592,26 @@
         <w:t xml:space="preserve">SELECT </w:t>
       </w:r>
       <w:proofErr w:type="spellStart"/>
-      <w:proofErr w:type="gramStart"/>
       <w:r>
         <w:t>p.category</w:t>
       </w:r>
       <w:proofErr w:type="spellEnd"/>
-      <w:proofErr w:type="gramEnd"/>
       <w:r>
         <w:t>, SUM(</w:t>
       </w:r>
       <w:proofErr w:type="spellStart"/>
-      <w:proofErr w:type="gramStart"/>
       <w:r>
         <w:t>p.price</w:t>
       </w:r>
       <w:proofErr w:type="spellEnd"/>
-      <w:proofErr w:type="gramEnd"/>
       <w:r>
         <w:t>*</w:t>
       </w:r>
       <w:proofErr w:type="spellStart"/>
-      <w:proofErr w:type="gramStart"/>
       <w:r>
         <w:t>o.quantity</w:t>
       </w:r>
       <w:proofErr w:type="spellEnd"/>
-      <w:proofErr w:type="gramEnd"/>
       <w:r>
         <w:t xml:space="preserve">) AS </w:t>
       </w:r>
@@ -1759,7 +1626,13 @@
         <w:spacing w:after="0"/>
       </w:pPr>
       <w:r>
-        <w:t>FROM product p</w:t>
+        <w:t>FROM product</w:t>
+      </w:r>
+      <w:r>
+        <w:t>s</w:t>
+      </w:r>
+      <w:r>
+        <w:t xml:space="preserve"> p</w:t>
       </w:r>
     </w:p>
     <w:p>
@@ -1769,11 +1642,9 @@
       <w:r>
         <w:t xml:space="preserve">INNER JOIN </w:t>
       </w:r>
-      <w:proofErr w:type="spellStart"/>
-      <w:r>
-        <w:t>Odr</w:t>
-      </w:r>
-      <w:proofErr w:type="spellEnd"/>
+      <w:r>
+        <w:t>orders</w:t>
+      </w:r>
       <w:r>
         <w:t xml:space="preserve"> o</w:t>
       </w:r>
@@ -1786,26 +1657,16 @@
         <w:t xml:space="preserve">ON </w:t>
       </w:r>
       <w:proofErr w:type="spellStart"/>
-      <w:proofErr w:type="gramStart"/>
-      <w:r>
-        <w:t>p.product</w:t>
-      </w:r>
-      <w:proofErr w:type="gramEnd"/>
-      <w:r>
-        <w:t>_id</w:t>
+      <w:r>
+        <w:t>p.product_id</w:t>
       </w:r>
       <w:proofErr w:type="spellEnd"/>
       <w:r>
         <w:t xml:space="preserve"> = </w:t>
       </w:r>
       <w:proofErr w:type="spellStart"/>
-      <w:proofErr w:type="gramStart"/>
-      <w:r>
-        <w:t>o.product</w:t>
-      </w:r>
-      <w:proofErr w:type="gramEnd"/>
-      <w:r>
-        <w:t>_id</w:t>
+      <w:r>
+        <w:t>o.product_id</w:t>
       </w:r>
       <w:proofErr w:type="spellEnd"/>
     </w:p>
@@ -1817,12 +1678,10 @@
         <w:t xml:space="preserve">Group BY </w:t>
       </w:r>
       <w:proofErr w:type="spellStart"/>
-      <w:proofErr w:type="gramStart"/>
       <w:r>
         <w:t>p.category</w:t>
       </w:r>
       <w:proofErr w:type="spellEnd"/>
-      <w:proofErr w:type="gramEnd"/>
       <w:r>
         <w:t>;</w:t>
       </w:r>
@@ -1917,6 +1776,193 @@
     <w:p>
       <w:pPr>
         <w:rPr>
+          <w:lang w:val="en-GB"/>
+        </w:rPr>
+      </w:pPr>
+      <w:r>
+        <w:rPr>
+          <w:lang w:val="en-GB"/>
+        </w:rPr>
+        <w:t xml:space="preserve">SELECT </w:t>
+      </w:r>
+      <w:proofErr w:type="spellStart"/>
+      <w:r>
+        <w:rPr>
+          <w:lang w:val="en-GB"/>
+        </w:rPr>
+        <w:t>c.customer_name</w:t>
+      </w:r>
+      <w:proofErr w:type="spellEnd"/>
+      <w:r>
+        <w:rPr>
+          <w:lang w:val="en-GB"/>
+        </w:rPr>
+        <w:t>, count(</w:t>
+      </w:r>
+      <w:proofErr w:type="spellStart"/>
+      <w:r>
+        <w:rPr>
+          <w:lang w:val="en-GB"/>
+        </w:rPr>
+        <w:t>o.order_id</w:t>
+      </w:r>
+      <w:proofErr w:type="spellEnd"/>
+      <w:r>
+        <w:rPr>
+          <w:lang w:val="en-GB"/>
+        </w:rPr>
+        <w:t xml:space="preserve">) AS </w:t>
+      </w:r>
+      <w:proofErr w:type="spellStart"/>
+      <w:r>
+        <w:rPr>
+          <w:lang w:val="en-GB"/>
+        </w:rPr>
+        <w:t>total_orders</w:t>
+      </w:r>
+      <w:proofErr w:type="spellEnd"/>
+    </w:p>
+    <w:p>
+      <w:pPr>
+        <w:rPr>
+          <w:lang w:val="en-GB"/>
+        </w:rPr>
+      </w:pPr>
+      <w:r>
+        <w:rPr>
+          <w:lang w:val="en-GB"/>
+        </w:rPr>
+        <w:t>FROM customer</w:t>
+      </w:r>
+      <w:r>
+        <w:rPr>
+          <w:lang w:val="en-GB"/>
+        </w:rPr>
+        <w:t>s</w:t>
+      </w:r>
+      <w:r>
+        <w:rPr>
+          <w:lang w:val="en-GB"/>
+        </w:rPr>
+        <w:t xml:space="preserve"> c</w:t>
+      </w:r>
+    </w:p>
+    <w:p>
+      <w:pPr>
+        <w:rPr>
+          <w:lang w:val="en-GB"/>
+        </w:rPr>
+      </w:pPr>
+      <w:r>
+        <w:rPr>
+          <w:lang w:val="en-GB"/>
+        </w:rPr>
+        <w:t>LEFT JOIN order</w:t>
+      </w:r>
+      <w:r>
+        <w:rPr>
+          <w:lang w:val="en-GB"/>
+        </w:rPr>
+        <w:t>s</w:t>
+      </w:r>
+      <w:r>
+        <w:rPr>
+          <w:lang w:val="en-GB"/>
+        </w:rPr>
+        <w:t xml:space="preserve"> o</w:t>
+      </w:r>
+    </w:p>
+    <w:p>
+      <w:pPr>
+        <w:rPr>
+          <w:lang w:val="en-GB"/>
+        </w:rPr>
+      </w:pPr>
+      <w:r>
+        <w:rPr>
+          <w:lang w:val="en-GB"/>
+        </w:rPr>
+        <w:t xml:space="preserve">ON </w:t>
+      </w:r>
+      <w:proofErr w:type="spellStart"/>
+      <w:r>
+        <w:rPr>
+          <w:lang w:val="en-GB"/>
+        </w:rPr>
+        <w:t>c.customer_id</w:t>
+      </w:r>
+      <w:proofErr w:type="spellEnd"/>
+      <w:r>
+        <w:rPr>
+          <w:lang w:val="en-GB"/>
+        </w:rPr>
+        <w:t xml:space="preserve"> = </w:t>
+      </w:r>
+      <w:proofErr w:type="spellStart"/>
+      <w:r>
+        <w:rPr>
+          <w:lang w:val="en-GB"/>
+        </w:rPr>
+        <w:t>o.customer_id</w:t>
+      </w:r>
+      <w:proofErr w:type="spellEnd"/>
+    </w:p>
+    <w:p>
+      <w:pPr>
+        <w:rPr>
+          <w:lang w:val="en-GB"/>
+        </w:rPr>
+      </w:pPr>
+      <w:r>
+        <w:rPr>
+          <w:lang w:val="en-GB"/>
+        </w:rPr>
+        <w:t xml:space="preserve">GROUP </w:t>
+      </w:r>
+      <w:r>
+        <w:rPr>
+          <w:lang w:val="en-GB"/>
+        </w:rPr>
+        <w:t>BY</w:t>
+      </w:r>
+      <w:r>
+        <w:rPr>
+          <w:lang w:val="en-GB"/>
+        </w:rPr>
+        <w:t xml:space="preserve"> </w:t>
+      </w:r>
+      <w:proofErr w:type="spellStart"/>
+      <w:r>
+        <w:rPr>
+          <w:lang w:val="en-GB"/>
+        </w:rPr>
+        <w:t>c.customer_name</w:t>
+      </w:r>
+      <w:proofErr w:type="spellEnd"/>
+      <w:r>
+        <w:rPr>
+          <w:lang w:val="en-GB"/>
+        </w:rPr>
+        <w:t>;</w:t>
+      </w:r>
+    </w:p>
+    <w:p>
+      <w:pPr>
+        <w:rPr>
+          <w:lang w:val="en-GB"/>
+        </w:rPr>
+      </w:pPr>
+    </w:p>
+    <w:p>
+      <w:pPr>
+        <w:rPr>
+          <w:lang w:val="en-GB"/>
+        </w:rPr>
+      </w:pPr>
+    </w:p>
+    <w:p>
+      <w:pPr>
+        <w:rPr>
           <w:b/>
           <w:bCs/>
           <w:lang w:val="en-GB"/>
@@ -1957,7 +2003,6 @@
         <w:t xml:space="preserve">SELECT </w:t>
       </w:r>
       <w:proofErr w:type="spellStart"/>
-      <w:proofErr w:type="gramStart"/>
       <w:r>
         <w:rPr>
           <w:lang w:val="en-GB"/>
@@ -1965,26 +2010,11 @@
         <w:t>category,ROUND</w:t>
       </w:r>
       <w:proofErr w:type="spellEnd"/>
-      <w:proofErr w:type="gramEnd"/>
-      <w:r>
-        <w:rPr>
-          <w:lang w:val="en-GB"/>
-        </w:rPr>
-        <w:t>(</w:t>
-      </w:r>
-      <w:proofErr w:type="gramStart"/>
-      <w:r>
-        <w:rPr>
-          <w:lang w:val="en-GB"/>
-        </w:rPr>
-        <w:t>AVG(</w:t>
-      </w:r>
-      <w:proofErr w:type="gramEnd"/>
-      <w:r>
-        <w:rPr>
-          <w:lang w:val="en-GB"/>
-        </w:rPr>
-        <w:t xml:space="preserve">price),2) AS </w:t>
+      <w:r>
+        <w:rPr>
+          <w:lang w:val="en-GB"/>
+        </w:rPr>
+        <w:t xml:space="preserve">(AVG(price),2) AS </w:t>
       </w:r>
       <w:proofErr w:type="spellStart"/>
       <w:r>
@@ -2007,6 +2037,12 @@
         </w:rPr>
         <w:t>FROM product</w:t>
       </w:r>
+      <w:r>
+        <w:rPr>
+          <w:lang w:val="en-GB"/>
+        </w:rPr>
+        <w:t>s</w:t>
+      </w:r>
     </w:p>
     <w:p>
       <w:pPr>
@@ -2032,7 +2068,6 @@
           <w:noProof/>
           <w:lang w:val="en-GB"/>
         </w:rPr>
-        <w:lastRenderedPageBreak/>
         <w:drawing>
           <wp:inline distT="0" distB="0" distL="0" distR="0" wp14:anchorId="3BFBB565" wp14:editId="426AA913">
             <wp:extent cx="3749365" cy="1188823"/>
@@ -2124,6 +2159,271 @@
     <w:p>
       <w:pPr>
         <w:rPr>
+          <w:lang w:val="en-GB"/>
+        </w:rPr>
+      </w:pPr>
+      <w:r>
+        <w:rPr>
+          <w:lang w:val="en-GB"/>
+        </w:rPr>
+        <w:t>SELECT</w:t>
+      </w:r>
+      <w:r>
+        <w:rPr>
+          <w:lang w:val="en-GB"/>
+        </w:rPr>
+        <w:t xml:space="preserve"> </w:t>
+      </w:r>
+      <w:proofErr w:type="spellStart"/>
+      <w:r>
+        <w:rPr>
+          <w:lang w:val="en-GB"/>
+        </w:rPr>
+        <w:t>p.category</w:t>
+      </w:r>
+      <w:proofErr w:type="spellEnd"/>
+      <w:r>
+        <w:rPr>
+          <w:lang w:val="en-GB"/>
+        </w:rPr>
+        <w:t>,   sum(</w:t>
+      </w:r>
+      <w:proofErr w:type="spellStart"/>
+      <w:r>
+        <w:rPr>
+          <w:lang w:val="en-GB"/>
+        </w:rPr>
+        <w:t>p.price</w:t>
+      </w:r>
+      <w:proofErr w:type="spellEnd"/>
+      <w:r>
+        <w:rPr>
+          <w:lang w:val="en-GB"/>
+        </w:rPr>
+        <w:t>*</w:t>
+      </w:r>
+      <w:proofErr w:type="spellStart"/>
+      <w:r>
+        <w:rPr>
+          <w:lang w:val="en-GB"/>
+        </w:rPr>
+        <w:t>o.quantity</w:t>
+      </w:r>
+      <w:proofErr w:type="spellEnd"/>
+      <w:r>
+        <w:rPr>
+          <w:lang w:val="en-GB"/>
+        </w:rPr>
+        <w:t xml:space="preserve">) AS </w:t>
+      </w:r>
+      <w:proofErr w:type="spellStart"/>
+      <w:r>
+        <w:rPr>
+          <w:lang w:val="en-GB"/>
+        </w:rPr>
+        <w:t>total_sales</w:t>
+      </w:r>
+      <w:proofErr w:type="spellEnd"/>
+    </w:p>
+    <w:p>
+      <w:pPr>
+        <w:rPr>
+          <w:lang w:val="en-GB"/>
+        </w:rPr>
+      </w:pPr>
+      <w:r>
+        <w:rPr>
+          <w:lang w:val="en-GB"/>
+        </w:rPr>
+        <w:t xml:space="preserve">FROM </w:t>
+      </w:r>
+      <w:r>
+        <w:rPr>
+          <w:lang w:val="en-GB"/>
+        </w:rPr>
+        <w:t>product</w:t>
+      </w:r>
+      <w:r>
+        <w:rPr>
+          <w:lang w:val="en-GB"/>
+        </w:rPr>
+        <w:t xml:space="preserve">s </w:t>
+      </w:r>
+      <w:r>
+        <w:rPr>
+          <w:lang w:val="en-GB"/>
+        </w:rPr>
+        <w:t>p</w:t>
+      </w:r>
+    </w:p>
+    <w:p>
+      <w:pPr>
+        <w:rPr>
+          <w:lang w:val="en-GB"/>
+        </w:rPr>
+      </w:pPr>
+      <w:r>
+        <w:rPr>
+          <w:lang w:val="en-GB"/>
+        </w:rPr>
+        <w:t>INNER JOIN order</w:t>
+      </w:r>
+      <w:r>
+        <w:rPr>
+          <w:lang w:val="en-GB"/>
+        </w:rPr>
+        <w:t>s</w:t>
+      </w:r>
+      <w:r>
+        <w:rPr>
+          <w:lang w:val="en-GB"/>
+        </w:rPr>
+        <w:t xml:space="preserve"> o</w:t>
+      </w:r>
+    </w:p>
+    <w:p>
+      <w:pPr>
+        <w:rPr>
+          <w:lang w:val="en-GB"/>
+        </w:rPr>
+      </w:pPr>
+      <w:r>
+        <w:rPr>
+          <w:lang w:val="en-GB"/>
+        </w:rPr>
+        <w:t xml:space="preserve">ON </w:t>
+      </w:r>
+      <w:proofErr w:type="spellStart"/>
+      <w:r>
+        <w:rPr>
+          <w:lang w:val="en-GB"/>
+        </w:rPr>
+        <w:t>p.product_id</w:t>
+      </w:r>
+      <w:proofErr w:type="spellEnd"/>
+      <w:r>
+        <w:rPr>
+          <w:lang w:val="en-GB"/>
+        </w:rPr>
+        <w:t xml:space="preserve">= </w:t>
+      </w:r>
+      <w:proofErr w:type="spellStart"/>
+      <w:r>
+        <w:rPr>
+          <w:lang w:val="en-GB"/>
+        </w:rPr>
+        <w:t>o.product_id</w:t>
+      </w:r>
+      <w:proofErr w:type="spellEnd"/>
+    </w:p>
+    <w:p>
+      <w:pPr>
+        <w:rPr>
+          <w:lang w:val="en-GB"/>
+        </w:rPr>
+      </w:pPr>
+      <w:r>
+        <w:rPr>
+          <w:lang w:val="en-GB"/>
+        </w:rPr>
+        <w:t xml:space="preserve">Group by </w:t>
+      </w:r>
+      <w:proofErr w:type="spellStart"/>
+      <w:r>
+        <w:rPr>
+          <w:lang w:val="en-GB"/>
+        </w:rPr>
+        <w:t>p.category</w:t>
+      </w:r>
+      <w:proofErr w:type="spellEnd"/>
+    </w:p>
+    <w:p>
+      <w:pPr>
+        <w:rPr>
+          <w:lang w:val="en-GB"/>
+        </w:rPr>
+      </w:pPr>
+      <w:r>
+        <w:rPr>
+          <w:lang w:val="en-GB"/>
+        </w:rPr>
+        <w:t>H</w:t>
+      </w:r>
+      <w:r>
+        <w:rPr>
+          <w:lang w:val="en-GB"/>
+        </w:rPr>
+        <w:t>AVING</w:t>
+      </w:r>
+      <w:r>
+        <w:rPr>
+          <w:lang w:val="en-GB"/>
+        </w:rPr>
+        <w:t xml:space="preserve"> </w:t>
+      </w:r>
+      <w:r>
+        <w:rPr>
+          <w:lang w:val="en-GB"/>
+        </w:rPr>
+        <w:t xml:space="preserve"> </w:t>
+      </w:r>
+      <w:r>
+        <w:rPr>
+          <w:lang w:val="en-GB"/>
+        </w:rPr>
+        <w:t>sum(</w:t>
+      </w:r>
+      <w:proofErr w:type="spellStart"/>
+      <w:r>
+        <w:rPr>
+          <w:lang w:val="en-GB"/>
+        </w:rPr>
+        <w:t>p.price</w:t>
+      </w:r>
+      <w:proofErr w:type="spellEnd"/>
+      <w:r>
+        <w:rPr>
+          <w:lang w:val="en-GB"/>
+        </w:rPr>
+        <w:t>*</w:t>
+      </w:r>
+      <w:proofErr w:type="spellStart"/>
+      <w:r>
+        <w:rPr>
+          <w:lang w:val="en-GB"/>
+        </w:rPr>
+        <w:t>o.quantity</w:t>
+      </w:r>
+      <w:proofErr w:type="spellEnd"/>
+      <w:r>
+        <w:rPr>
+          <w:lang w:val="en-GB"/>
+        </w:rPr>
+        <w:t>)</w:t>
+      </w:r>
+      <w:r>
+        <w:rPr>
+          <w:lang w:val="en-GB"/>
+        </w:rPr>
+        <w:t xml:space="preserve"> &gt;</w:t>
+      </w:r>
+      <w:r>
+        <w:rPr>
+          <w:lang w:val="en-GB"/>
+        </w:rPr>
+        <w:t>50000;</w:t>
+      </w:r>
+    </w:p>
+    <w:p>
+      <w:pPr>
+        <w:rPr>
+          <w:lang w:val="en-GB"/>
+        </w:rPr>
+      </w:pPr>
+    </w:p>
+    <w:p>
+      <w:pPr>
+        <w:rPr>
           <w:b/>
           <w:bCs/>
           <w:lang w:val="en-GB"/>
@@ -2156,6 +2456,226 @@
     <w:p>
       <w:pPr>
         <w:rPr>
+          <w:lang w:val="en-GB"/>
+        </w:rPr>
+      </w:pPr>
+      <w:r>
+        <w:rPr>
+          <w:lang w:val="en-GB"/>
+        </w:rPr>
+        <w:t>SELECT</w:t>
+      </w:r>
+      <w:r>
+        <w:rPr>
+          <w:lang w:val="en-GB"/>
+        </w:rPr>
+        <w:t xml:space="preserve"> </w:t>
+      </w:r>
+      <w:proofErr w:type="spellStart"/>
+      <w:r>
+        <w:rPr>
+          <w:lang w:val="en-GB"/>
+        </w:rPr>
+        <w:t>c.customer_name</w:t>
+      </w:r>
+      <w:proofErr w:type="spellEnd"/>
+      <w:r>
+        <w:rPr>
+          <w:lang w:val="en-GB"/>
+        </w:rPr>
+        <w:t>, count(</w:t>
+      </w:r>
+      <w:proofErr w:type="spellStart"/>
+      <w:r>
+        <w:rPr>
+          <w:lang w:val="en-GB"/>
+        </w:rPr>
+        <w:t>o.order_id</w:t>
+      </w:r>
+      <w:proofErr w:type="spellEnd"/>
+      <w:r>
+        <w:rPr>
+          <w:lang w:val="en-GB"/>
+        </w:rPr>
+        <w:t xml:space="preserve">) AS </w:t>
+      </w:r>
+      <w:proofErr w:type="spellStart"/>
+      <w:r>
+        <w:rPr>
+          <w:lang w:val="en-GB"/>
+        </w:rPr>
+        <w:t>total_orders</w:t>
+      </w:r>
+      <w:proofErr w:type="spellEnd"/>
+    </w:p>
+    <w:p>
+      <w:pPr>
+        <w:rPr>
+          <w:lang w:val="en-GB"/>
+        </w:rPr>
+      </w:pPr>
+      <w:r>
+        <w:rPr>
+          <w:lang w:val="en-GB"/>
+        </w:rPr>
+        <w:t>FROM customer</w:t>
+      </w:r>
+      <w:r>
+        <w:rPr>
+          <w:lang w:val="en-GB"/>
+        </w:rPr>
+        <w:t>s</w:t>
+      </w:r>
+      <w:r>
+        <w:rPr>
+          <w:lang w:val="en-GB"/>
+        </w:rPr>
+        <w:t xml:space="preserve"> c</w:t>
+      </w:r>
+    </w:p>
+    <w:p>
+      <w:pPr>
+        <w:rPr>
+          <w:lang w:val="en-GB"/>
+        </w:rPr>
+      </w:pPr>
+      <w:r>
+        <w:rPr>
+          <w:lang w:val="en-GB"/>
+        </w:rPr>
+        <w:t>INNER JOIN</w:t>
+      </w:r>
+      <w:r>
+        <w:rPr>
+          <w:lang w:val="en-GB"/>
+        </w:rPr>
+        <w:t xml:space="preserve"> order</w:t>
+      </w:r>
+      <w:r>
+        <w:rPr>
+          <w:lang w:val="en-GB"/>
+        </w:rPr>
+        <w:t>s</w:t>
+      </w:r>
+      <w:r>
+        <w:rPr>
+          <w:lang w:val="en-GB"/>
+        </w:rPr>
+        <w:t xml:space="preserve"> o</w:t>
+      </w:r>
+    </w:p>
+    <w:p>
+      <w:pPr>
+        <w:rPr>
+          <w:lang w:val="en-GB"/>
+        </w:rPr>
+      </w:pPr>
+      <w:r>
+        <w:rPr>
+          <w:lang w:val="en-GB"/>
+        </w:rPr>
+        <w:t xml:space="preserve">ON </w:t>
+      </w:r>
+      <w:proofErr w:type="spellStart"/>
+      <w:r>
+        <w:rPr>
+          <w:lang w:val="en-GB"/>
+        </w:rPr>
+        <w:t>c.customer_id</w:t>
+      </w:r>
+      <w:proofErr w:type="spellEnd"/>
+      <w:r>
+        <w:rPr>
+          <w:lang w:val="en-GB"/>
+        </w:rPr>
+        <w:t xml:space="preserve"> = </w:t>
+      </w:r>
+      <w:proofErr w:type="spellStart"/>
+      <w:r>
+        <w:rPr>
+          <w:lang w:val="en-GB"/>
+        </w:rPr>
+        <w:t>o.customer_id</w:t>
+      </w:r>
+      <w:proofErr w:type="spellEnd"/>
+    </w:p>
+    <w:p>
+      <w:pPr>
+        <w:rPr>
+          <w:lang w:val="en-GB"/>
+        </w:rPr>
+      </w:pPr>
+      <w:r>
+        <w:rPr>
+          <w:lang w:val="en-GB"/>
+        </w:rPr>
+        <w:lastRenderedPageBreak/>
+        <w:t xml:space="preserve">GROUP by </w:t>
+      </w:r>
+      <w:proofErr w:type="spellStart"/>
+      <w:r>
+        <w:rPr>
+          <w:lang w:val="en-GB"/>
+        </w:rPr>
+        <w:t>c.customer_name</w:t>
+      </w:r>
+      <w:proofErr w:type="spellEnd"/>
+    </w:p>
+    <w:p>
+      <w:pPr>
+        <w:rPr>
+          <w:lang w:val="en-GB"/>
+        </w:rPr>
+      </w:pPr>
+      <w:r>
+        <w:rPr>
+          <w:lang w:val="en-GB"/>
+        </w:rPr>
+        <w:t>HAVING</w:t>
+      </w:r>
+      <w:r>
+        <w:rPr>
+          <w:lang w:val="en-GB"/>
+        </w:rPr>
+        <w:t xml:space="preserve"> count(</w:t>
+      </w:r>
+      <w:proofErr w:type="spellStart"/>
+      <w:r>
+        <w:rPr>
+          <w:lang w:val="en-GB"/>
+        </w:rPr>
+        <w:t>o.order_id</w:t>
+      </w:r>
+      <w:proofErr w:type="spellEnd"/>
+      <w:r>
+        <w:rPr>
+          <w:lang w:val="en-GB"/>
+        </w:rPr>
+        <w:t>)</w:t>
+      </w:r>
+      <w:r>
+        <w:rPr>
+          <w:lang w:val="en-GB"/>
+        </w:rPr>
+        <w:t xml:space="preserve"> &gt;</w:t>
+      </w:r>
+      <w:r>
+        <w:rPr>
+          <w:lang w:val="en-GB"/>
+        </w:rPr>
+        <w:t xml:space="preserve"> 2;</w:t>
+      </w:r>
+    </w:p>
+    <w:p>
+      <w:pPr>
+        <w:rPr>
+          <w:lang w:val="en-GB"/>
+        </w:rPr>
+      </w:pPr>
+    </w:p>
+    <w:p>
+      <w:pPr>
+        <w:rPr>
           <w:b/>
           <w:bCs/>
           <w:lang w:val="en-GB"/>
@@ -2184,6 +2704,187 @@
         </w:rPr>
         <w:t>Show products where total quantity sold is greater than 3.</w:t>
       </w:r>
+    </w:p>
+    <w:p>
+      <w:pPr>
+        <w:rPr>
+          <w:lang w:val="en-GB"/>
+        </w:rPr>
+      </w:pPr>
+      <w:r>
+        <w:rPr>
+          <w:lang w:val="en-GB"/>
+        </w:rPr>
+        <w:t xml:space="preserve">SELECT </w:t>
+      </w:r>
+      <w:proofErr w:type="spellStart"/>
+      <w:r>
+        <w:rPr>
+          <w:lang w:val="en-GB"/>
+        </w:rPr>
+        <w:t>p.product_name</w:t>
+      </w:r>
+      <w:proofErr w:type="spellEnd"/>
+      <w:r>
+        <w:rPr>
+          <w:lang w:val="en-GB"/>
+        </w:rPr>
+        <w:t>, sum(</w:t>
+      </w:r>
+      <w:proofErr w:type="spellStart"/>
+      <w:r>
+        <w:rPr>
+          <w:lang w:val="en-GB"/>
+        </w:rPr>
+        <w:t>o.quantity</w:t>
+      </w:r>
+      <w:proofErr w:type="spellEnd"/>
+      <w:r>
+        <w:rPr>
+          <w:lang w:val="en-GB"/>
+        </w:rPr>
+        <w:t>)</w:t>
+      </w:r>
+    </w:p>
+    <w:p>
+      <w:pPr>
+        <w:rPr>
+          <w:lang w:val="en-GB"/>
+        </w:rPr>
+      </w:pPr>
+      <w:r>
+        <w:rPr>
+          <w:lang w:val="en-GB"/>
+        </w:rPr>
+        <w:t>FROM product</w:t>
+      </w:r>
+      <w:r>
+        <w:rPr>
+          <w:lang w:val="en-GB"/>
+        </w:rPr>
+        <w:t>s</w:t>
+      </w:r>
+      <w:r>
+        <w:rPr>
+          <w:lang w:val="en-GB"/>
+        </w:rPr>
+        <w:t xml:space="preserve"> p</w:t>
+      </w:r>
+    </w:p>
+    <w:p>
+      <w:pPr>
+        <w:rPr>
+          <w:lang w:val="en-GB"/>
+        </w:rPr>
+      </w:pPr>
+      <w:r>
+        <w:rPr>
+          <w:lang w:val="en-GB"/>
+        </w:rPr>
+        <w:t>INNER JOIN order</w:t>
+      </w:r>
+      <w:r>
+        <w:rPr>
+          <w:lang w:val="en-GB"/>
+        </w:rPr>
+        <w:t>s</w:t>
+      </w:r>
+      <w:r>
+        <w:rPr>
+          <w:lang w:val="en-GB"/>
+        </w:rPr>
+        <w:t xml:space="preserve"> o</w:t>
+      </w:r>
+    </w:p>
+    <w:p>
+      <w:pPr>
+        <w:rPr>
+          <w:lang w:val="en-GB"/>
+        </w:rPr>
+      </w:pPr>
+      <w:r>
+        <w:rPr>
+          <w:lang w:val="en-GB"/>
+        </w:rPr>
+        <w:t xml:space="preserve">ON </w:t>
+      </w:r>
+      <w:proofErr w:type="spellStart"/>
+      <w:r>
+        <w:rPr>
+          <w:lang w:val="en-GB"/>
+        </w:rPr>
+        <w:t>p.product_id</w:t>
+      </w:r>
+      <w:proofErr w:type="spellEnd"/>
+      <w:r>
+        <w:rPr>
+          <w:lang w:val="en-GB"/>
+        </w:rPr>
+        <w:t>=</w:t>
+      </w:r>
+      <w:proofErr w:type="spellStart"/>
+      <w:r>
+        <w:rPr>
+          <w:lang w:val="en-GB"/>
+        </w:rPr>
+        <w:t>o.product_id</w:t>
+      </w:r>
+      <w:proofErr w:type="spellEnd"/>
+    </w:p>
+    <w:p>
+      <w:pPr>
+        <w:rPr>
+          <w:lang w:val="en-GB"/>
+        </w:rPr>
+      </w:pPr>
+      <w:r>
+        <w:rPr>
+          <w:lang w:val="en-GB"/>
+        </w:rPr>
+        <w:t xml:space="preserve">GROUP BY </w:t>
+      </w:r>
+      <w:proofErr w:type="spellStart"/>
+      <w:r>
+        <w:rPr>
+          <w:lang w:val="en-GB"/>
+        </w:rPr>
+        <w:t>p.product_name</w:t>
+      </w:r>
+      <w:proofErr w:type="spellEnd"/>
+    </w:p>
+    <w:p>
+      <w:pPr>
+        <w:rPr>
+          <w:lang w:val="en-GB"/>
+        </w:rPr>
+      </w:pPr>
+      <w:r>
+        <w:rPr>
+          <w:lang w:val="en-GB"/>
+        </w:rPr>
+        <w:t>HAVING sum(</w:t>
+      </w:r>
+      <w:proofErr w:type="spellStart"/>
+      <w:r>
+        <w:rPr>
+          <w:lang w:val="en-GB"/>
+        </w:rPr>
+        <w:t>o.quantity</w:t>
+      </w:r>
+      <w:proofErr w:type="spellEnd"/>
+      <w:r>
+        <w:rPr>
+          <w:lang w:val="en-GB"/>
+        </w:rPr>
+        <w:t>)&gt;3;</w:t>
+      </w:r>
+    </w:p>
+    <w:p>
+      <w:pPr>
+        <w:rPr>
+          <w:lang w:val="en-GB"/>
+        </w:rPr>
+      </w:pPr>
     </w:p>
     <w:p>
       <w:pPr>
@@ -2259,19 +2960,11 @@
           <w:lang w:val="en-GB"/>
         </w:rPr>
       </w:pPr>
-      <w:proofErr w:type="gramStart"/>
-      <w:r>
-        <w:rPr>
-          <w:lang w:val="en-GB"/>
-        </w:rPr>
-        <w:t>RANK(</w:t>
-      </w:r>
-      <w:proofErr w:type="gramEnd"/>
-      <w:r>
-        <w:rPr>
-          <w:lang w:val="en-GB"/>
-        </w:rPr>
-        <w:t>)</w:t>
+      <w:r>
+        <w:rPr>
+          <w:lang w:val="en-GB"/>
+        </w:rPr>
+        <w:t>RANK()</w:t>
       </w:r>
     </w:p>
     <w:p>
@@ -2288,21 +2981,213 @@
         <w:rPr>
           <w:lang w:val="en-GB"/>
         </w:rPr>
-        <w:t>DENSE_</w:t>
-      </w:r>
-      <w:proofErr w:type="gramStart"/>
-      <w:r>
-        <w:rPr>
-          <w:lang w:val="en-GB"/>
-        </w:rPr>
-        <w:t>RANK(</w:t>
-      </w:r>
-      <w:proofErr w:type="gramEnd"/>
+        <w:t>DENSE_RANK()</w:t>
+      </w:r>
+    </w:p>
+    <w:p>
+      <w:pPr>
+        <w:rPr>
+          <w:lang w:val="en-GB"/>
+        </w:rPr>
+      </w:pPr>
+    </w:p>
+    <w:p>
+      <w:pPr>
+        <w:rPr>
+          <w:lang w:val="en-GB"/>
+        </w:rPr>
+      </w:pPr>
+      <w:r>
+        <w:rPr>
+          <w:lang w:val="en-GB"/>
+        </w:rPr>
+        <w:t xml:space="preserve">SELECT </w:t>
+      </w:r>
+      <w:proofErr w:type="spellStart"/>
+      <w:r>
+        <w:rPr>
+          <w:lang w:val="en-GB"/>
+        </w:rPr>
+        <w:t>product_name</w:t>
+      </w:r>
+      <w:proofErr w:type="spellEnd"/>
+      <w:r>
+        <w:rPr>
+          <w:lang w:val="en-GB"/>
+        </w:rPr>
+        <w:t>, RANK</w:t>
+      </w:r>
+      <w:r>
+        <w:rPr>
+          <w:lang w:val="en-GB"/>
+        </w:rPr>
+        <w:t xml:space="preserve">() OVER </w:t>
+      </w:r>
+      <w:r>
+        <w:rPr>
+          <w:lang w:val="en-GB"/>
+        </w:rPr>
+        <w:t>(</w:t>
+      </w:r>
+      <w:r>
+        <w:rPr>
+          <w:lang w:val="en-GB"/>
+        </w:rPr>
+        <w:t xml:space="preserve">ORDER BY </w:t>
+      </w:r>
+      <w:r>
+        <w:rPr>
+          <w:lang w:val="en-GB"/>
+        </w:rPr>
+        <w:t>price</w:t>
+      </w:r>
+      <w:r>
+        <w:rPr>
+          <w:lang w:val="en-GB"/>
+        </w:rPr>
+        <w:t xml:space="preserve"> DESC</w:t>
+      </w:r>
       <w:r>
         <w:rPr>
           <w:lang w:val="en-GB"/>
         </w:rPr>
         <w:t>)</w:t>
+      </w:r>
+      <w:r>
+        <w:rPr>
+          <w:lang w:val="en-GB"/>
+        </w:rPr>
+        <w:t xml:space="preserve"> AS </w:t>
+      </w:r>
+      <w:proofErr w:type="spellStart"/>
+      <w:r>
+        <w:rPr>
+          <w:lang w:val="en-GB"/>
+        </w:rPr>
+        <w:t>price_rank</w:t>
+      </w:r>
+      <w:proofErr w:type="spellEnd"/>
+    </w:p>
+    <w:p>
+      <w:pPr>
+        <w:rPr>
+          <w:lang w:val="en-GB"/>
+        </w:rPr>
+      </w:pPr>
+      <w:r>
+        <w:rPr>
+          <w:lang w:val="en-GB"/>
+        </w:rPr>
+        <w:t>FROM product</w:t>
+      </w:r>
+      <w:r>
+        <w:rPr>
+          <w:lang w:val="en-GB"/>
+        </w:rPr>
+        <w:t>s</w:t>
+      </w:r>
+      <w:r>
+        <w:rPr>
+          <w:lang w:val="en-GB"/>
+        </w:rPr>
+        <w:t>;</w:t>
+      </w:r>
+    </w:p>
+    <w:p>
+      <w:pPr>
+        <w:rPr>
+          <w:lang w:val="en-GB"/>
+        </w:rPr>
+      </w:pPr>
+    </w:p>
+    <w:p>
+      <w:pPr>
+        <w:rPr>
+          <w:lang w:val="en-GB"/>
+        </w:rPr>
+      </w:pPr>
+      <w:r>
+        <w:rPr>
+          <w:lang w:val="en-GB"/>
+        </w:rPr>
+        <w:t xml:space="preserve">SELECT </w:t>
+      </w:r>
+      <w:proofErr w:type="spellStart"/>
+      <w:r>
+        <w:rPr>
+          <w:lang w:val="en-GB"/>
+        </w:rPr>
+        <w:t>product_name</w:t>
+      </w:r>
+      <w:proofErr w:type="spellEnd"/>
+      <w:r>
+        <w:rPr>
+          <w:lang w:val="en-GB"/>
+        </w:rPr>
+        <w:t>, DENSE</w:t>
+      </w:r>
+      <w:r>
+        <w:rPr>
+          <w:lang w:val="en-GB"/>
+        </w:rPr>
+        <w:t>_</w:t>
+      </w:r>
+      <w:r>
+        <w:rPr>
+          <w:lang w:val="en-GB"/>
+        </w:rPr>
+        <w:t>RANK</w:t>
+      </w:r>
+      <w:r>
+        <w:rPr>
+          <w:lang w:val="en-GB"/>
+        </w:rPr>
+        <w:t xml:space="preserve">() OVER (ORDER BY </w:t>
+      </w:r>
+      <w:r>
+        <w:rPr>
+          <w:lang w:val="en-GB"/>
+        </w:rPr>
+        <w:t>price</w:t>
+      </w:r>
+      <w:r>
+        <w:rPr>
+          <w:lang w:val="en-GB"/>
+        </w:rPr>
+        <w:t xml:space="preserve"> DESC) AS </w:t>
+      </w:r>
+      <w:proofErr w:type="spellStart"/>
+      <w:r>
+        <w:rPr>
+          <w:lang w:val="en-GB"/>
+        </w:rPr>
+        <w:t>price_rank</w:t>
+      </w:r>
+      <w:proofErr w:type="spellEnd"/>
+    </w:p>
+    <w:p>
+      <w:pPr>
+        <w:rPr>
+          <w:lang w:val="en-GB"/>
+        </w:rPr>
+      </w:pPr>
+      <w:r>
+        <w:rPr>
+          <w:lang w:val="en-GB"/>
+        </w:rPr>
+        <w:t>FROM product</w:t>
+      </w:r>
+      <w:r>
+        <w:rPr>
+          <w:lang w:val="en-GB"/>
+        </w:rPr>
+        <w:t>s</w:t>
+      </w:r>
+      <w:r>
+        <w:rPr>
+          <w:lang w:val="en-GB"/>
+        </w:rPr>
+        <w:t>;</w:t>
       </w:r>
     </w:p>
     <w:p>
@@ -2340,6 +3225,202 @@
     <w:p>
       <w:pPr>
         <w:rPr>
+          <w:lang w:val="en-GB"/>
+        </w:rPr>
+      </w:pPr>
+      <w:r>
+        <w:rPr>
+          <w:lang w:val="en-GB"/>
+        </w:rPr>
+        <w:lastRenderedPageBreak/>
+        <w:t xml:space="preserve">SELECT </w:t>
+      </w:r>
+      <w:proofErr w:type="spellStart"/>
+      <w:r>
+        <w:rPr>
+          <w:lang w:val="en-GB"/>
+        </w:rPr>
+        <w:t>product_name</w:t>
+      </w:r>
+      <w:proofErr w:type="spellEnd"/>
+      <w:r>
+        <w:rPr>
+          <w:lang w:val="en-GB"/>
+        </w:rPr>
+        <w:t>, price</w:t>
+      </w:r>
+    </w:p>
+    <w:p>
+      <w:pPr>
+        <w:rPr>
+          <w:lang w:val="en-GB"/>
+        </w:rPr>
+      </w:pPr>
+      <w:r>
+        <w:rPr>
+          <w:lang w:val="en-GB"/>
+        </w:rPr>
+        <w:t>FROM (</w:t>
+      </w:r>
+    </w:p>
+    <w:p>
+      <w:pPr>
+        <w:rPr>
+          <w:lang w:val="en-GB"/>
+        </w:rPr>
+      </w:pPr>
+      <w:r>
+        <w:rPr>
+          <w:lang w:val="en-GB"/>
+        </w:rPr>
+        <w:t xml:space="preserve">SELECT </w:t>
+      </w:r>
+      <w:proofErr w:type="spellStart"/>
+      <w:r>
+        <w:rPr>
+          <w:lang w:val="en-GB"/>
+        </w:rPr>
+        <w:t>product_name</w:t>
+      </w:r>
+      <w:proofErr w:type="spellEnd"/>
+      <w:r>
+        <w:rPr>
+          <w:lang w:val="en-GB"/>
+        </w:rPr>
+        <w:t xml:space="preserve">, </w:t>
+      </w:r>
+      <w:r>
+        <w:rPr>
+          <w:lang w:val="en-GB"/>
+        </w:rPr>
+        <w:t xml:space="preserve">price, </w:t>
+      </w:r>
+      <w:r>
+        <w:rPr>
+          <w:lang w:val="en-GB"/>
+        </w:rPr>
+        <w:t>DENSE</w:t>
+      </w:r>
+      <w:r>
+        <w:rPr>
+          <w:lang w:val="en-GB"/>
+        </w:rPr>
+        <w:t>_</w:t>
+      </w:r>
+      <w:r>
+        <w:rPr>
+          <w:lang w:val="en-GB"/>
+        </w:rPr>
+        <w:t xml:space="preserve">RANK () OVER </w:t>
+      </w:r>
+      <w:r>
+        <w:rPr>
+          <w:lang w:val="en-GB"/>
+        </w:rPr>
+        <w:t>(</w:t>
+      </w:r>
+      <w:r>
+        <w:rPr>
+          <w:lang w:val="en-GB"/>
+        </w:rPr>
+        <w:t>ORDER BY price DESC</w:t>
+      </w:r>
+      <w:r>
+        <w:rPr>
+          <w:lang w:val="en-GB"/>
+        </w:rPr>
+        <w:t>)</w:t>
+      </w:r>
+      <w:r>
+        <w:rPr>
+          <w:lang w:val="en-GB"/>
+        </w:rPr>
+        <w:t xml:space="preserve"> AS </w:t>
+      </w:r>
+      <w:proofErr w:type="spellStart"/>
+      <w:r>
+        <w:rPr>
+          <w:lang w:val="en-GB"/>
+        </w:rPr>
+        <w:t>price_ra</w:t>
+      </w:r>
+      <w:r>
+        <w:rPr>
+          <w:lang w:val="en-GB"/>
+        </w:rPr>
+        <w:t>nk</w:t>
+      </w:r>
+      <w:proofErr w:type="spellEnd"/>
+    </w:p>
+    <w:p>
+      <w:pPr>
+        <w:rPr>
+          <w:lang w:val="en-GB"/>
+        </w:rPr>
+      </w:pPr>
+      <w:r>
+        <w:rPr>
+          <w:lang w:val="en-GB"/>
+        </w:rPr>
+        <w:t>FROM product</w:t>
+      </w:r>
+      <w:r>
+        <w:rPr>
+          <w:lang w:val="en-GB"/>
+        </w:rPr>
+        <w:t>s</w:t>
+      </w:r>
+      <w:r>
+        <w:rPr>
+          <w:lang w:val="en-GB"/>
+        </w:rPr>
+        <w:t>) t</w:t>
+      </w:r>
+    </w:p>
+    <w:p>
+      <w:pPr>
+        <w:rPr>
+          <w:lang w:val="en-GB"/>
+        </w:rPr>
+      </w:pPr>
+      <w:r>
+        <w:rPr>
+          <w:lang w:val="en-GB"/>
+        </w:rPr>
+        <w:t xml:space="preserve">WHERE </w:t>
+      </w:r>
+      <w:proofErr w:type="spellStart"/>
+      <w:r>
+        <w:rPr>
+          <w:lang w:val="en-GB"/>
+        </w:rPr>
+        <w:t>price_rank</w:t>
+      </w:r>
+      <w:proofErr w:type="spellEnd"/>
+      <w:r>
+        <w:rPr>
+          <w:lang w:val="en-GB"/>
+        </w:rPr>
+        <w:t xml:space="preserve"> &lt;=2;</w:t>
+      </w:r>
+    </w:p>
+    <w:p>
+      <w:pPr>
+        <w:rPr>
+          <w:lang w:val="en-GB"/>
+        </w:rPr>
+      </w:pPr>
+    </w:p>
+    <w:p>
+      <w:pPr>
+        <w:rPr>
+          <w:lang w:val="en-GB"/>
+        </w:rPr>
+      </w:pPr>
+    </w:p>
+    <w:p>
+      <w:pPr>
+        <w:rPr>
           <w:b/>
           <w:bCs/>
           <w:lang w:val="en-GB"/>
@@ -2368,6 +3449,380 @@
         </w:rPr>
         <w:t>Rank customers based on total spending.</w:t>
       </w:r>
+    </w:p>
+    <w:p>
+      <w:pPr>
+        <w:rPr>
+          <w:lang w:val="en-GB"/>
+        </w:rPr>
+      </w:pPr>
+      <w:r>
+        <w:rPr>
+          <w:lang w:val="en-GB"/>
+        </w:rPr>
+        <w:t xml:space="preserve">SELECT </w:t>
+      </w:r>
+      <w:proofErr w:type="spellStart"/>
+      <w:r>
+        <w:rPr>
+          <w:lang w:val="en-GB"/>
+        </w:rPr>
+        <w:t>customer_name</w:t>
+      </w:r>
+      <w:proofErr w:type="spellEnd"/>
+      <w:r>
+        <w:rPr>
+          <w:lang w:val="en-GB"/>
+        </w:rPr>
+        <w:t xml:space="preserve">, </w:t>
+      </w:r>
+      <w:proofErr w:type="spellStart"/>
+      <w:r>
+        <w:rPr>
+          <w:lang w:val="en-GB"/>
+        </w:rPr>
+        <w:t>total_spending</w:t>
+      </w:r>
+      <w:proofErr w:type="spellEnd"/>
+      <w:r>
+        <w:rPr>
+          <w:lang w:val="en-GB"/>
+        </w:rPr>
+        <w:t xml:space="preserve">, DENSE_RANK() OVER (ORDER BY </w:t>
+      </w:r>
+      <w:proofErr w:type="spellStart"/>
+      <w:r>
+        <w:rPr>
+          <w:lang w:val="en-GB"/>
+        </w:rPr>
+        <w:t>total_spending</w:t>
+      </w:r>
+      <w:proofErr w:type="spellEnd"/>
+      <w:r>
+        <w:rPr>
+          <w:lang w:val="en-GB"/>
+        </w:rPr>
+        <w:t xml:space="preserve"> DESC) AS </w:t>
+      </w:r>
+      <w:proofErr w:type="spellStart"/>
+      <w:r>
+        <w:rPr>
+          <w:lang w:val="en-GB"/>
+        </w:rPr>
+        <w:t>Spending_rank</w:t>
+      </w:r>
+      <w:proofErr w:type="spellEnd"/>
+    </w:p>
+    <w:p>
+      <w:pPr>
+        <w:rPr>
+          <w:lang w:val="en-GB"/>
+        </w:rPr>
+      </w:pPr>
+      <w:r>
+        <w:rPr>
+          <w:lang w:val="en-GB"/>
+        </w:rPr>
+        <w:t>FROM (</w:t>
+      </w:r>
+    </w:p>
+    <w:p>
+      <w:pPr>
+        <w:rPr>
+          <w:lang w:val="en-GB"/>
+        </w:rPr>
+      </w:pPr>
+      <w:r>
+        <w:rPr>
+          <w:lang w:val="en-GB"/>
+        </w:rPr>
+        <w:t xml:space="preserve">SELECT </w:t>
+      </w:r>
+      <w:proofErr w:type="spellStart"/>
+      <w:r>
+        <w:rPr>
+          <w:lang w:val="en-GB"/>
+        </w:rPr>
+        <w:t>c.customer_</w:t>
+      </w:r>
+      <w:r>
+        <w:rPr>
+          <w:lang w:val="en-GB"/>
+        </w:rPr>
+        <w:t>name</w:t>
+      </w:r>
+      <w:proofErr w:type="spellEnd"/>
+      <w:r>
+        <w:rPr>
+          <w:lang w:val="en-GB"/>
+        </w:rPr>
+        <w:t>, SUM</w:t>
+      </w:r>
+      <w:r>
+        <w:rPr>
+          <w:lang w:val="en-GB"/>
+        </w:rPr>
+        <w:t>(</w:t>
+      </w:r>
+      <w:proofErr w:type="spellStart"/>
+      <w:r>
+        <w:rPr>
+          <w:lang w:val="en-GB"/>
+        </w:rPr>
+        <w:t>o.quantity</w:t>
+      </w:r>
+      <w:proofErr w:type="spellEnd"/>
+      <w:r>
+        <w:rPr>
+          <w:lang w:val="en-GB"/>
+        </w:rPr>
+        <w:t>*</w:t>
+      </w:r>
+      <w:proofErr w:type="spellStart"/>
+      <w:r>
+        <w:rPr>
+          <w:lang w:val="en-GB"/>
+        </w:rPr>
+        <w:t>p.price</w:t>
+      </w:r>
+      <w:proofErr w:type="spellEnd"/>
+      <w:r>
+        <w:rPr>
+          <w:lang w:val="en-GB"/>
+        </w:rPr>
+        <w:t>)</w:t>
+      </w:r>
+      <w:r>
+        <w:rPr>
+          <w:lang w:val="en-GB"/>
+        </w:rPr>
+        <w:t xml:space="preserve"> AS </w:t>
+      </w:r>
+      <w:proofErr w:type="spellStart"/>
+      <w:r>
+        <w:rPr>
+          <w:lang w:val="en-GB"/>
+        </w:rPr>
+        <w:t>total_spending</w:t>
+      </w:r>
+      <w:proofErr w:type="spellEnd"/>
+    </w:p>
+    <w:p>
+      <w:pPr>
+        <w:rPr>
+          <w:lang w:val="en-GB"/>
+        </w:rPr>
+      </w:pPr>
+      <w:r>
+        <w:rPr>
+          <w:lang w:val="en-GB"/>
+        </w:rPr>
+        <w:t>FROM customer</w:t>
+      </w:r>
+      <w:r>
+        <w:rPr>
+          <w:lang w:val="en-GB"/>
+        </w:rPr>
+        <w:t>s</w:t>
+      </w:r>
+      <w:r>
+        <w:rPr>
+          <w:lang w:val="en-GB"/>
+        </w:rPr>
+        <w:t xml:space="preserve"> c</w:t>
+      </w:r>
+    </w:p>
+    <w:p>
+      <w:pPr>
+        <w:rPr>
+          <w:lang w:val="en-GB"/>
+        </w:rPr>
+      </w:pPr>
+      <w:r>
+        <w:rPr>
+          <w:lang w:val="en-GB"/>
+        </w:rPr>
+        <w:t>LEFT JOIN order</w:t>
+      </w:r>
+      <w:r>
+        <w:rPr>
+          <w:lang w:val="en-GB"/>
+        </w:rPr>
+        <w:t>s</w:t>
+      </w:r>
+      <w:r>
+        <w:rPr>
+          <w:lang w:val="en-GB"/>
+        </w:rPr>
+        <w:t xml:space="preserve"> o</w:t>
+      </w:r>
+    </w:p>
+    <w:p>
+      <w:pPr>
+        <w:rPr>
+          <w:lang w:val="en-GB"/>
+        </w:rPr>
+      </w:pPr>
+      <w:r>
+        <w:rPr>
+          <w:lang w:val="en-GB"/>
+        </w:rPr>
+        <w:t xml:space="preserve">ON </w:t>
+      </w:r>
+      <w:proofErr w:type="spellStart"/>
+      <w:r>
+        <w:rPr>
+          <w:lang w:val="en-GB"/>
+        </w:rPr>
+        <w:t>c.customer_id</w:t>
+      </w:r>
+      <w:proofErr w:type="spellEnd"/>
+      <w:r>
+        <w:rPr>
+          <w:lang w:val="en-GB"/>
+        </w:rPr>
+        <w:t>=</w:t>
+      </w:r>
+      <w:proofErr w:type="spellStart"/>
+      <w:r>
+        <w:rPr>
+          <w:lang w:val="en-GB"/>
+        </w:rPr>
+        <w:t>o.customer_id</w:t>
+      </w:r>
+      <w:proofErr w:type="spellEnd"/>
+    </w:p>
+    <w:p>
+      <w:pPr>
+        <w:rPr>
+          <w:lang w:val="en-GB"/>
+        </w:rPr>
+      </w:pPr>
+      <w:r>
+        <w:rPr>
+          <w:lang w:val="en-GB"/>
+        </w:rPr>
+        <w:t>LEFT JOIN product</w:t>
+      </w:r>
+      <w:r>
+        <w:rPr>
+          <w:lang w:val="en-GB"/>
+        </w:rPr>
+        <w:t>s</w:t>
+      </w:r>
+      <w:r>
+        <w:rPr>
+          <w:lang w:val="en-GB"/>
+        </w:rPr>
+        <w:t xml:space="preserve"> p</w:t>
+      </w:r>
+    </w:p>
+    <w:p>
+      <w:pPr>
+        <w:rPr>
+          <w:lang w:val="en-GB"/>
+        </w:rPr>
+      </w:pPr>
+      <w:r>
+        <w:rPr>
+          <w:lang w:val="en-GB"/>
+        </w:rPr>
+        <w:t xml:space="preserve">ON </w:t>
+      </w:r>
+      <w:proofErr w:type="spellStart"/>
+      <w:r>
+        <w:rPr>
+          <w:lang w:val="en-GB"/>
+        </w:rPr>
+        <w:t>o.product_id</w:t>
+      </w:r>
+      <w:proofErr w:type="spellEnd"/>
+      <w:r>
+        <w:rPr>
+          <w:lang w:val="en-GB"/>
+        </w:rPr>
+        <w:t xml:space="preserve"> = </w:t>
+      </w:r>
+      <w:proofErr w:type="spellStart"/>
+      <w:r>
+        <w:rPr>
+          <w:lang w:val="en-GB"/>
+        </w:rPr>
+        <w:t>p.p</w:t>
+      </w:r>
+      <w:r>
+        <w:rPr>
+          <w:lang w:val="en-GB"/>
+        </w:rPr>
+        <w:t>r</w:t>
+      </w:r>
+      <w:r>
+        <w:rPr>
+          <w:lang w:val="en-GB"/>
+        </w:rPr>
+        <w:t>oduct_id</w:t>
+      </w:r>
+      <w:proofErr w:type="spellEnd"/>
+    </w:p>
+    <w:p>
+      <w:pPr>
+        <w:rPr>
+          <w:lang w:val="en-GB"/>
+        </w:rPr>
+      </w:pPr>
+      <w:r>
+        <w:rPr>
+          <w:lang w:val="en-GB"/>
+        </w:rPr>
+        <w:t xml:space="preserve">GROUP BY </w:t>
+      </w:r>
+      <w:proofErr w:type="spellStart"/>
+      <w:r>
+        <w:rPr>
+          <w:lang w:val="en-GB"/>
+        </w:rPr>
+        <w:t>c.customer_name</w:t>
+      </w:r>
+      <w:proofErr w:type="spellEnd"/>
+    </w:p>
+    <w:p>
+      <w:pPr>
+        <w:rPr>
+          <w:lang w:val="en-GB"/>
+        </w:rPr>
+      </w:pPr>
+      <w:r>
+        <w:rPr>
+          <w:lang w:val="en-GB"/>
+        </w:rPr>
+        <w:t>)</w:t>
+      </w:r>
+      <w:r>
+        <w:rPr>
+          <w:lang w:val="en-GB"/>
+        </w:rPr>
+        <w:t>t</w:t>
+      </w:r>
+      <w:r>
+        <w:rPr>
+          <w:lang w:val="en-GB"/>
+        </w:rPr>
+        <w:t>;</w:t>
+      </w:r>
+    </w:p>
+    <w:p>
+      <w:pPr>
+        <w:rPr>
+          <w:lang w:val="en-GB"/>
+        </w:rPr>
+      </w:pPr>
+    </w:p>
+    <w:p>
+      <w:pPr>
+        <w:rPr>
+          <w:lang w:val="en-GB"/>
+        </w:rPr>
+      </w:pPr>
     </w:p>
     <w:p/>
     <w:p/>
@@ -2931,6 +4386,7 @@
   <w:style w:type="paragraph" w:default="1" w:styleId="Normal">
     <w:name w:val="Normal"/>
     <w:qFormat/>
+    <w:rsid w:val="001E1C13"/>
   </w:style>
   <w:style w:type="paragraph" w:styleId="Heading1">
     <w:name w:val="heading 1"/>
